--- a/dataset/guides_final/SYS/manual/IT-SYS-006-M_공유 드라이브·파일 복구 처리 매뉴얼.docx
+++ b/dataset/guides_final/SYS/manual/IT-SYS-006-M_공유 드라이브·파일 복구 처리 매뉴얼.docx
@@ -2059,7 +2059,7 @@
           <w:color w:val="1D2433"/>
           <w:sz w:val="21"/>
         </w:rPr>
-        <w:t>티켓: 담당자 조치가 필요한 건. 담당팀에 배정하고 상태를 RDY → IP → FIN → CLS 으로 관리한다.</w:t>
+        <w:t>티켓: 담당자 조치가 필요한 건. 담당팀에 배정하고 상태를 RDY → WIP → FIN → CLS 으로 관리한다.</w:t>
       </w:r>
     </w:p>
     <w:p>

--- a/dataset/guides_final/SYS/manual/IT-SYS-006-M_공유 드라이브·파일 복구 처리 매뉴얼.docx
+++ b/dataset/guides_final/SYS/manual/IT-SYS-006-M_공유 드라이브·파일 복구 처리 매뉴얼.docx
@@ -24,7 +24,7 @@
           <w:color w:val="5A6270"/>
           <w:sz w:val="24"/>
         </w:rPr>
-        <w:t>한화시스템 ICT IT 담당자 매뉴얼 · 사내 시스템</w:t>
+        <w:t>가상 ICT 기업 IT 담당자 매뉴얼 · 사내 시스템</w:t>
       </w:r>
     </w:p>
     <w:p>
@@ -5785,7 +5785,7 @@
         <w:color w:val="5A6270"/>
         <w:sz w:val="16"/>
       </w:rPr>
-      <w:t>© HANWHA SYSTEMS ICT · IT-SYS-006-M · 사내 제한</w:t>
+      <w:t>© 가상 ICT 기업 · IT-SYS-006-M · 사내 제한</w:t>
     </w:r>
     <w:r>
       <w:rPr>
